--- a/FEDL/EXP-5.docx
+++ b/FEDL/EXP-5.docx
@@ -2125,6 +2125,7 @@
     <w:tbl>
       <w:tblPr>
         <w:tblW w:w="5000" w:type="pct"/>
+        <w:jc w:val="center"/>
         <w:tblBorders>
           <w:top w:val="single" w:color="auto" w:sz="4" w:space="0"/>
           <w:left w:val="single" w:color="auto" w:sz="4" w:space="0"/>
@@ -2153,6 +2154,7 @@
               <w:bottom w:w="60" w:type="dxa"/>
             </w:tcMar>
             <w:tcW w:w="1650" w:type="pct"/>
+            <w:shd w:val="clear" w:color="auto" w:fill="1E3A8A"/>
           </w:tcPr>
           <w:p>
             <w:pPr>
@@ -2166,12 +2168,18 @@
                 <w:rFonts w:ascii="Google Sans" w:hAnsi="Google Sans" w:eastAsia="Google Sans" w:cs="Google Sans"/>
                 <w:b/>
                 <w:bCs/>
+                <w:color w:val="FFFFFF"/>
                 <w:sz w:val="20"/>
                 <w:szCs w:val="20"/>
               </w:rPr>
               <w:t xml:space="preserve">Feature</w:t>
             </w:r>
-            <w:r/>
+            <w:r>
+              <w:rPr>
+                <w:b/>
+                <w:color w:val="FFFFFF"/>
+              </w:rPr>
+            </w:r>
           </w:p>
         </w:tc>
         <w:tc>
@@ -2185,6 +2193,7 @@
               <w:bottom w:w="60" w:type="dxa"/>
             </w:tcMar>
             <w:tcW w:w="1650" w:type="pct"/>
+            <w:shd w:val="clear" w:color="auto" w:fill="1E3A8A"/>
           </w:tcPr>
           <w:p>
             <w:pPr>
@@ -2198,12 +2207,18 @@
                 <w:rFonts w:ascii="Google Sans" w:hAnsi="Google Sans" w:eastAsia="Google Sans" w:cs="Google Sans"/>
                 <w:b/>
                 <w:bCs/>
+                <w:color w:val="FFFFFF"/>
                 <w:sz w:val="20"/>
                 <w:szCs w:val="20"/>
               </w:rPr>
               <w:t xml:space="preserve">State</w:t>
             </w:r>
-            <w:r/>
+            <w:r>
+              <w:rPr>
+                <w:b/>
+                <w:color w:val="FFFFFF"/>
+              </w:rPr>
+            </w:r>
           </w:p>
         </w:tc>
         <w:tc>
@@ -2217,6 +2232,7 @@
               <w:bottom w:w="60" w:type="dxa"/>
             </w:tcMar>
             <w:tcW w:w="1650" w:type="pct"/>
+            <w:shd w:val="clear" w:color="auto" w:fill="1E3A8A"/>
           </w:tcPr>
           <w:p>
             <w:pPr>
@@ -2230,12 +2246,18 @@
                 <w:rFonts w:ascii="Google Sans" w:hAnsi="Google Sans" w:eastAsia="Google Sans" w:cs="Google Sans"/>
                 <w:b/>
                 <w:bCs/>
+                <w:color w:val="FFFFFF"/>
                 <w:sz w:val="20"/>
                 <w:szCs w:val="20"/>
               </w:rPr>
               <w:t xml:space="preserve">Props</w:t>
             </w:r>
-            <w:r/>
+            <w:r>
+              <w:rPr>
+                <w:b/>
+                <w:color w:val="FFFFFF"/>
+              </w:rPr>
+            </w:r>
           </w:p>
         </w:tc>
       </w:tr>
